--- a/tests/Kookerella.FsWordDsl.Tests/Examples/Bookmark/output.docx
+++ b/tests/Kookerella.FsWordDsl.Tests/Examples/Bookmark/output.docx
@@ -95,5 +95,33 @@
       <w:u w:val="single"/>
     </w:rPr>
   </w:style>
+  <w:style w:type="character" w:styleId="FootnoteReference">
+    <w:name w:val="footnote reference"/>
+    <w:rPr>
+      <w:vertAlign w:val="superscript"/>
+    </w:rPr>
+  </w:style>
+  <w:style w:type="character" w:styleId="EndnoteReference">
+    <w:name w:val="endnote reference"/>
+    <w:rPr>
+      <w:vertAlign w:val="superscript"/>
+    </w:rPr>
+  </w:style>
+  <w:style w:type="paragraph" w:styleId="FootnoteText">
+    <w:name w:val="footnote text"/>
+    <w:basedOn w:val="Normal"/>
+    <w:rPr>
+      <w:sz w:val="20"/>
+      <w:szCs w:val="20"/>
+    </w:rPr>
+  </w:style>
+  <w:style w:type="paragraph" w:styleId="EndnoteText">
+    <w:name w:val="endnote text"/>
+    <w:basedOn w:val="Normal"/>
+    <w:rPr>
+      <w:sz w:val="20"/>
+      <w:szCs w:val="20"/>
+    </w:rPr>
+  </w:style>
 </w:styles>
 </file>